--- a/odisea4_calipso.docx
+++ b/odisea4_calipso.docx
@@ -1949,7 +1949,7 @@
         <w:pStyle w:val="FirstParagraph"/>
       </w:pPr>
       <w:r>
-        <w:t xml:space="preserve">Es una entrada bastante distinta de la de Nolan, sobre todo en lo que se refiere a Penélope, un personaje bastante más ambiguo de lo que el director nos muestra en la película, donde solo la pasión de Anne Hathaway consigue salvar al personaje —por los pelos— del cliché. En mi versión, Penélope cumple, obstinadamente, como en la</w:t>
+        <w:t xml:space="preserve">Es una entrada bastante distinta de la de Nolan, sobre todo en lo que se refiere a Penélope, un personaje bastante más ambiguo de lo que el director nos muestra en la película, donde solo la pasión de Anne Hathaway consigue salvarla —por los pelos— del cliché. En mi versión, Penélope cumple, obstinadamente, como en la</w:t>
       </w:r>
       <w:r>
         <w:t xml:space="preserve"> </w:t>

--- a/odisea4_calipso.docx
+++ b/odisea4_calipso.docx
@@ -1811,7 +1811,7 @@
         <w:br/>
       </w:r>
       <w:r>
-        <w:t xml:space="preserve">Cada día tejía su mortaja, sólo para</w:t>
+        <w:t xml:space="preserve">Cada día tejía su mortaja, solo para</w:t>
       </w:r>
       <w:r>
         <w:br/>
@@ -2074,7 +2074,7 @@
         <w:br/>
       </w:r>
       <w:r>
-        <w:t xml:space="preserve">que tan sólo querían divertirse a tu costa.</w:t>
+        <w:t xml:space="preserve">que tan solo querían divertirse a tu costa.</w:t>
       </w:r>
       <w:r>
         <w:br/>
@@ -2122,7 +2122,7 @@
         <w:br/>
       </w:r>
       <w:r>
-        <w:t xml:space="preserve">como el mismísimo infierno que sólo por ella recorriste?</w:t>
+        <w:t xml:space="preserve">como el mismísimo infierno que solo por ella recorriste?</w:t>
       </w:r>
     </w:p>
     <w:p>
